--- a/Taylor/.Net Vue React/Taylor Pentz.docx
+++ b/Taylor/.Net Vue React/Taylor Pentz.docx
@@ -10,8 +10,9 @@
         <w:jc w:val="center"/>
         <w:rPr>
           <w:rFonts w:ascii="Times New Roman" w:eastAsia="Times New Roman" w:hAnsi="Times New Roman" w:cs="Times New Roman"/>
-          <w:sz w:val="24"/>
-          <w:szCs w:val="24"/>
+          <w:sz w:val="28"/>
+          <w:szCs w:val="24"/>
+          <w:u w:val="single"/>
         </w:rPr>
       </w:pPr>
       <w:r>
@@ -58,8 +59,6 @@
         </w:rPr>
         <w:t>Senior Software</w:t>
       </w:r>
-      <w:bookmarkStart w:id="0" w:name="_GoBack"/>
-      <w:bookmarkEnd w:id="0"/>
       <w:r>
         <w:rPr>
           <w:rFonts w:ascii="Arial Black" w:eastAsia="Times New Roman" w:hAnsi="Arial Black" w:cs="Times New Roman"/>
@@ -96,39 +95,54 @@
           <w:sz w:val="24"/>
           <w:szCs w:val="24"/>
         </w:rPr>
-        <w:t xml:space="preserve"> | 1601 Larkin, High Point, NC | +1 8042860439</w:t>
-      </w:r>
-    </w:p>
-    <w:p>
-      <w:pPr>
-        <w:shd w:val="clear" w:color="auto" w:fill="DBE5F1" w:themeFill="accent1" w:themeFillTint="33"/>
+        <w:t xml:space="preserve"> | 1601 Larkin, High Point, NC | </w:t>
+      </w:r>
+      <w:r>
+        <w:rPr>
+          <w:rFonts w:ascii="Times New Roman" w:eastAsia="Times New Roman" w:hAnsi="Times New Roman" w:cs="Times New Roman"/>
+          <w:sz w:val="24"/>
+          <w:szCs w:val="24"/>
+        </w:rPr>
+        <w:t>+1 (980) 981-4522</w:t>
+      </w:r>
+      <w:r>
+        <w:rPr>
+          <w:rFonts w:ascii="Times New Roman" w:eastAsia="Times New Roman" w:hAnsi="Times New Roman" w:cs="Times New Roman"/>
+          <w:sz w:val="24"/>
+          <w:szCs w:val="24"/>
+        </w:rPr>
+        <w:t xml:space="preserve"> </w:t>
+      </w:r>
+      <w:r>
+        <w:rPr>
+          <w:rFonts w:ascii="Times New Roman" w:hAnsi="Times New Roman" w:cs="Times New Roman"/>
+          <w:sz w:val="24"/>
+        </w:rPr>
+        <w:t>https://www.linkedin.com/in/taylor-pentz-10a92a3aa</w:t>
+      </w:r>
+      <w:bookmarkStart w:id="0" w:name="_GoBack"/>
+      <w:bookmarkEnd w:id="0"/>
+    </w:p>
+    <w:p>
+      <w:pPr>
+        <w:tabs>
+          <w:tab w:val="left" w:pos="7373"/>
+        </w:tabs>
         <w:spacing w:after="0" w:line="240" w:lineRule="auto"/>
-        <w:contextualSpacing/>
-        <w:jc w:val="center"/>
-        <w:rPr>
-          <w:rFonts w:ascii="Times New Roman" w:eastAsia="Times New Roman" w:hAnsi="Times New Roman" w:cs="Times New Roman"/>
-          <w:sz w:val="28"/>
-          <w:szCs w:val="24"/>
-          <w:u w:val="single"/>
-        </w:rPr>
-      </w:pPr>
-      <w:r>
-        <w:rPr>
-          <w:rFonts w:ascii="Times New Roman" w:hAnsi="Times New Roman" w:cs="Times New Roman"/>
-          <w:sz w:val="24"/>
-        </w:rPr>
-        <w:t>https://www.linkedin.com/in/taylor-pentz-698a98381/</w:t>
-      </w:r>
-    </w:p>
-    <w:p>
-      <w:pPr>
-        <w:spacing w:after="0" w:line="240" w:lineRule="auto"/>
-        <w:rPr>
-          <w:rFonts w:ascii="Times New Roman" w:eastAsia="Times New Roman" w:hAnsi="Times New Roman" w:cs="Times New Roman"/>
-          <w:sz w:val="24"/>
-          <w:szCs w:val="24"/>
-        </w:rPr>
-      </w:pPr>
+        <w:rPr>
+          <w:rFonts w:ascii="Times New Roman" w:eastAsia="Times New Roman" w:hAnsi="Times New Roman" w:cs="Times New Roman"/>
+          <w:sz w:val="24"/>
+          <w:szCs w:val="24"/>
+        </w:rPr>
+      </w:pPr>
+      <w:r>
+        <w:rPr>
+          <w:rFonts w:ascii="Times New Roman" w:eastAsia="Times New Roman" w:hAnsi="Times New Roman" w:cs="Times New Roman"/>
+          <w:sz w:val="24"/>
+          <w:szCs w:val="24"/>
+        </w:rPr>
+        <w:tab/>
+      </w:r>
     </w:p>
     <w:p>
       <w:pPr>
@@ -6906,7 +6920,7 @@
 </file>
 
 <file path=customXml/itemProps1.xml><?xml version="1.0" encoding="utf-8"?>
-<ds:datastoreItem xmlns:ds="http://schemas.openxmlformats.org/officeDocument/2006/customXml" ds:itemID="{4D433F18-BC49-45C8-B37E-340D7450FD2E}">
+<ds:datastoreItem xmlns:ds="http://schemas.openxmlformats.org/officeDocument/2006/customXml" ds:itemID="{66D6425C-BA1F-4675-A5CF-3FB3F813C6D6}">
   <ds:schemaRefs>
     <ds:schemaRef ds:uri="http://schemas.openxmlformats.org/officeDocument/2006/bibliography"/>
   </ds:schemaRefs>
